--- a/docs/entregables-isoft/Manual del Sistema - MonsterBurguer.docx
+++ b/docs/entregables-isoft/Manual del Sistema - MonsterBurguer.docx
@@ -66,12 +66,8 @@
     <w:p>
       <w:pPr/>
       <w:r>
-        <w:rPr>
-          <w:b/>
-        </w:rPr>
-        <w:t>Estudiante: [COMPLETAR: nombre completo del estudiante] [COMPLETAR: Integrantes adicionales del grupo si aplica]</w:t>
-      </w:r>
-      <w:r/>
+        <w:t>Estudiante: Manuel Francisco Amell Gil</w:t>
+      </w:r>
     </w:p>
     <w:p>
       <w:pPr/>
@@ -533,19 +529,8 @@
             <w:tcW w:type="dxa" w:w="2880"/>
           </w:tcPr>
           <w:p>
-            <w:pPr>
-              <w:spacing w:before="40" w:after="40"/>
-            </w:pPr>
-            <w:r>
-              <w:rPr>
-                <w:sz w:val="18"/>
-              </w:rPr>
-            </w:r>
-            <w:r>
-              <w:rPr>
-                <w:sz w:val="18"/>
-              </w:rPr>
-              <w:t>Estudio de campo sobre el flujo de atención en mostrador y cocina en restaurantes de comidas rápidas [COMPLETAR: Establecimiento observado y fecha de visita].</w:t>
+            <w:r>
+              <w:t>Estudio de campo sobre el flujo de atención en mostrador y cocina en restaurantes de comidas rápidas (Establecimiento de comidas rápidas local, Cartagena de Indias, agosto-octubre 2026).</w:t>
             </w:r>
           </w:p>
         </w:tc>
